--- a/server/templates/quotation_template_master.docx
+++ b/server/templates/quotation_template_master.docx
@@ -12,11 +12,7 @@
     <w:p>
       <w:r>
         <w:t>Date :</w:t>
-      </w:r>
-      <w:r>
         <w:tab/>
-      </w:r>
-      <w:r>
         <w:t>{date}</w:t>
       </w:r>
     </w:p>
@@ -114,19 +110,7 @@
           <w:szCs w:val="22"/>
         </w:rPr>
         <w:t>Re:</w:t>
-      </w:r>
-      <w:r>
-        <w:rPr>
-          <w:sz w:val="22"/>
-          <w:szCs w:val="22"/>
-        </w:rPr>
         <w:tab/>
-      </w:r>
-      <w:r>
-        <w:rPr>
-          <w:sz w:val="22"/>
-          <w:szCs w:val="22"/>
-        </w:rPr>
         <w:t xml:space="preserve"> </w:t>
       </w:r>
     </w:p>
@@ -902,11 +886,7 @@
     <w:p>
       <w:r>
         <w:t>Date :</w:t>
-      </w:r>
-      <w:r>
         <w:tab/>
-      </w:r>
-      <w:r>
         <w:t>{date}</w:t>
       </w:r>
     </w:p>
@@ -1165,13 +1145,6 @@
           <w:szCs w:val="22"/>
         </w:rPr>
         <w:t>That as agreed the calibration frequency for these instruments is (   ) months/year/s.</w:t>
-      </w:r>
-      <w:r>
-        <w:rPr>
-          <w:rFonts w:cs="Times New Roman"/>
-          <w:sz w:val="22"/>
-          <w:szCs w:val="22"/>
-        </w:rPr>
         <w:tab/>
       </w:r>
     </w:p>
@@ -1343,12 +1316,6 @@
           <w:szCs w:val="22"/>
         </w:rPr>
         <w:tab/>
-      </w:r>
-      <w:r>
-        <w:rPr>
-          <w:sz w:val="22"/>
-          <w:szCs w:val="22"/>
-        </w:rPr>
         <w:t xml:space="preserve">Prepared by: </w:t>
       </w:r>
       <w:r>
@@ -1360,14 +1327,6 @@
         </w:rPr>
         <w:tab/>
         <w:t/>
-      </w:r>
-      <w:r>
-        <w:rPr>
-          <w:rFonts w:hint="default"/>
-          <w:sz w:val="22"/>
-          <w:szCs w:val="22"/>
-          <w:lang w:val="en-US"/>
-        </w:rPr>
         <w:tab/>
         <w:t xml:space="preserve">                                                                             </w:t>
       </w:r>
@@ -1393,6 +1352,21 @@
     </w:p>
     <w:p>
       <w:pPr>
+        <w:rPr>
+          <w:sz w:val="22"/>
+          <w:szCs w:val="22"/>
+        </w:rPr>
+      </w:pPr>
+      <w:r>
+        <w:rPr>
+          <w:sz w:val="22"/>
+          <w:szCs w:val="22"/>
+        </w:rPr>
+        <w:t>{%clerkSignature}</w:t>
+      </w:r>
+    </w:p>
+    <w:p>
+      <w:pPr>
         <w:ind w:firstLine="660" w:firstLineChars="300"/>
       </w:pPr>
       <w:r>
@@ -1401,19 +1375,7 @@
           <w:szCs w:val="22"/>
         </w:rPr>
         <w:t>{preparedBy}</w:t>
-      </w:r>
-      <w:r>
-        <w:rPr>
-          <w:sz w:val="22"/>
-          <w:szCs w:val="22"/>
-        </w:rPr>
         <w:tab/>
-      </w:r>
-      <w:r>
-        <w:rPr>
-          <w:sz w:val="22"/>
-          <w:szCs w:val="22"/>
-        </w:rPr>
         <w:tab/>
       </w:r>
       <w:r>
@@ -1459,26 +1421,8 @@
           <w:szCs w:val="22"/>
         </w:rPr>
         <w:tab/>
-      </w:r>
-      <w:r>
-        <w:rPr>
-          <w:sz w:val="22"/>
-          <w:szCs w:val="22"/>
-        </w:rPr>
         <w:tab/>
-      </w:r>
-      <w:r>
-        <w:rPr>
-          <w:sz w:val="22"/>
-          <w:szCs w:val="22"/>
-        </w:rPr>
         <w:tab/>
-      </w:r>
-      <w:r>
-        <w:rPr>
-          <w:sz w:val="22"/>
-          <w:szCs w:val="22"/>
-        </w:rPr>
         <w:tab/>
       </w:r>
     </w:p>
@@ -1512,12 +1456,6 @@
           <w:szCs w:val="22"/>
         </w:rPr>
         <w:tab/>
-      </w:r>
-      <w:r>
-        <w:rPr>
-          <w:sz w:val="22"/>
-          <w:szCs w:val="22"/>
-        </w:rPr>
         <w:tab/>
       </w:r>
       <w:r>
@@ -1528,68 +1466,12 @@
           <w:lang w:val="en-US"/>
         </w:rPr>
         <w:tab/>
-      </w:r>
-      <w:r>
-        <w:rPr>
-          <w:rFonts w:hint="default"/>
-          <w:sz w:val="22"/>
-          <w:szCs w:val="22"/>
-          <w:lang w:val="en-US"/>
-        </w:rPr>
         <w:tab/>
-      </w:r>
-      <w:r>
-        <w:rPr>
-          <w:rFonts w:hint="default"/>
-          <w:sz w:val="22"/>
-          <w:szCs w:val="22"/>
-          <w:lang w:val="en-US"/>
-        </w:rPr>
         <w:tab/>
-      </w:r>
-      <w:r>
-        <w:rPr>
-          <w:rFonts w:hint="default"/>
-          <w:sz w:val="22"/>
-          <w:szCs w:val="22"/>
-          <w:lang w:val="en-US"/>
-        </w:rPr>
         <w:tab/>
-      </w:r>
-      <w:r>
-        <w:rPr>
-          <w:rFonts w:hint="default"/>
-          <w:sz w:val="22"/>
-          <w:szCs w:val="22"/>
-          <w:lang w:val="en-US"/>
-        </w:rPr>
         <w:tab/>
-      </w:r>
-      <w:r>
-        <w:rPr>
-          <w:rFonts w:hint="default"/>
-          <w:sz w:val="22"/>
-          <w:szCs w:val="22"/>
-          <w:lang w:val="en-US"/>
-        </w:rPr>
         <w:tab/>
-      </w:r>
-      <w:r>
-        <w:rPr>
-          <w:rFonts w:hint="default"/>
-          <w:sz w:val="22"/>
-          <w:szCs w:val="22"/>
-          <w:lang w:val="en-US"/>
-        </w:rPr>
         <w:tab/>
-      </w:r>
-      <w:r>
-        <w:rPr>
-          <w:rFonts w:hint="default"/>
-          <w:sz w:val="22"/>
-          <w:szCs w:val="22"/>
-          <w:lang w:val="en-US"/>
-        </w:rPr>
         <w:tab/>
       </w:r>
     </w:p>
@@ -1613,14 +1495,23 @@
           <w:sz w:val="22"/>
           <w:szCs w:val="22"/>
         </w:rPr>
+        <w:t>[[%adminSignature]]</w:t>
+      </w:r>
+    </w:p>
+    <w:p>
+      <w:pPr>
+        <w:rPr>
+          <w:sz w:val="22"/>
+          <w:szCs w:val="22"/>
+        </w:rPr>
+      </w:pPr>
+      <w:r>
+        <w:rPr>
+          <w:sz w:val="22"/>
+          <w:szCs w:val="22"/>
+        </w:rPr>
         <w:tab/>
-      </w:r>
-      <w:r>
-        <w:rPr>
-          <w:sz w:val="22"/>
-          <w:szCs w:val="22"/>
-        </w:rPr>
-        <w:t>Approved by: {approvedBy}</w:t>
+        <w:t>Approved by: [[approvedBy]]</w:t>
       </w:r>
       <w:r>
         <w:rPr>
@@ -1631,55 +1522,10 @@
           <w:shd w:val="clear" w:fill="FFFFFF"/>
         </w:rPr>
         <w:t xml:space="preserve">      </w:t>
-      </w:r>
-      <w:r>
-        <w:rPr>
-          <w:rFonts w:ascii="Courier New" w:hAnsi="Courier New" w:cs="Courier New"/>
-          <w:color w:val="333333"/>
-          <w:sz w:val="22"/>
-          <w:szCs w:val="22"/>
-          <w:shd w:val="clear" w:fill="FFFFFF"/>
-        </w:rPr>
         <w:tab/>
-      </w:r>
-      <w:r>
-        <w:rPr>
-          <w:rFonts w:ascii="Courier New" w:hAnsi="Courier New" w:cs="Courier New"/>
-          <w:color w:val="333333"/>
-          <w:sz w:val="22"/>
-          <w:szCs w:val="22"/>
-          <w:shd w:val="clear" w:fill="FFFFFF"/>
-        </w:rPr>
         <w:tab/>
-      </w:r>
-      <w:r>
-        <w:rPr>
-          <w:rFonts w:ascii="Courier New" w:hAnsi="Courier New" w:cs="Courier New"/>
-          <w:color w:val="333333"/>
-          <w:sz w:val="22"/>
-          <w:szCs w:val="22"/>
-          <w:shd w:val="clear" w:fill="FFFFFF"/>
-        </w:rPr>
         <w:tab/>
-      </w:r>
-      <w:r>
-        <w:rPr>
-          <w:rFonts w:ascii="Courier New" w:hAnsi="Courier New" w:cs="Courier New"/>
-          <w:color w:val="333333"/>
-          <w:sz w:val="22"/>
-          <w:szCs w:val="22"/>
-          <w:shd w:val="clear" w:fill="FFFFFF"/>
-        </w:rPr>
         <w:tab/>
-      </w:r>
-      <w:r>
-        <w:rPr>
-          <w:rFonts w:ascii="Courier New" w:hAnsi="Courier New" w:cs="Courier New"/>
-          <w:color w:val="333333"/>
-          <w:sz w:val="22"/>
-          <w:szCs w:val="22"/>
-          <w:shd w:val="clear" w:fill="FFFFFF"/>
-        </w:rPr>
         <w:tab/>
       </w:r>
     </w:p>
